--- a/public/hec/template_invest.docx
+++ b/public/hec/template_invest.docx
@@ -12183,7 +12183,7 @@
               <w:rPr>
                 <w:rFonts w:hint="eastAsia"/>
               </w:rPr>
-              <w:t>실외,</w:t>
+              <w:t xml:space="preserve">실외, </w:t>
             </w:r>
             <w:r>
               <w:rPr>

--- a/public/hec/template_invest.docx
+++ b/public/hec/template_invest.docx
@@ -1,6 +1,6 @@
 
 <file path=word/document.xml><?xml version="1.0" encoding="utf-8"?>
-<w:document xmlns:wpc="http://schemas.microsoft.com/office/word/2010/wordprocessingCanvas" xmlns:cx="http://schemas.microsoft.com/office/drawing/2014/chartex" xmlns:cx1="http://schemas.microsoft.com/office/drawing/2015/9/8/chartex" xmlns:cx2="http://schemas.microsoft.com/office/drawing/2015/10/21/chartex" xmlns:cx3="http://schemas.microsoft.com/office/drawing/2016/5/9/chartex" xmlns:cx4="http://schemas.microsoft.com/office/drawing/2016/5/10/chartex" xmlns:cx5="http://schemas.microsoft.com/office/drawing/2016/5/11/chartex" xmlns:cx6="http://schemas.microsoft.com/office/drawing/2016/5/12/chartex" xmlns:cx7="http://schemas.microsoft.com/office/drawing/2016/5/13/chartex" xmlns:cx8="http://schemas.microsoft.com/office/drawing/2016/5/14/chartex" xmlns:mc="http://schemas.openxmlformats.org/markup-compatibility/2006" xmlns:aink="http://schemas.microsoft.com/office/drawing/2016/ink" xmlns:am3d="http://schemas.microsoft.com/office/drawing/2017/model3d" xmlns:o="urn:schemas-microsoft-com:office:office" xmlns:oel="http://schemas.microsoft.com/office/2019/extlst" xmlns:r="http://schemas.openxmlformats.org/officeDocument/2006/relationships" xmlns:m="http://schemas.openxmlformats.org/officeDocument/2006/math" xmlns:v="urn:schemas-microsoft-com:vml" xmlns:wp14="http://schemas.microsoft.com/office/word/2010/wordprocessingDrawing" xmlns:wp="http://schemas.openxmlformats.org/drawingml/2006/wordprocessingDrawing" xmlns:w10="urn:schemas-microsoft-com:office:word" xmlns:w="http://schemas.openxmlformats.org/wordprocessingml/2006/main" xmlns:w14="http://schemas.microsoft.com/office/word/2010/wordml" xmlns:w15="http://schemas.microsoft.com/office/word/2012/wordml" xmlns:w16cex="http://schemas.microsoft.com/office/word/2018/wordml/cex" xmlns:w16cid="http://schemas.microsoft.com/office/word/2016/wordml/cid" xmlns:w16="http://schemas.microsoft.com/office/word/2018/wordml" xmlns:w16du="http://schemas.microsoft.com/office/word/2023/wordml/word16du" xmlns:w16sdtdh="http://schemas.microsoft.com/office/word/2020/wordml/sdtdatahash" xmlns:w16sdtfl="http://schemas.microsoft.com/office/word/2024/wordml/sdtformatlock" xmlns:w16se="http://schemas.microsoft.com/office/word/2015/wordml/symex" xmlns:wpg="http://schemas.microsoft.com/office/word/2010/wordprocessingGroup" xmlns:wpi="http://schemas.microsoft.com/office/word/2010/wordprocessingInk" xmlns:wne="http://schemas.microsoft.com/office/word/2006/wordml" xmlns:wps="http://schemas.microsoft.com/office/word/2010/wordprocessingShape" mc:Ignorable="w14 w15 w16se w16cid w16 w16cex w16sdtdh w16sdtfl w16du wp14">
+<w:document xmlns:wpc="http://schemas.microsoft.com/office/word/2010/wordprocessingCanvas" xmlns:cx="http://schemas.microsoft.com/office/drawing/2014/chartex" xmlns:cx1="http://schemas.microsoft.com/office/drawing/2015/9/8/chartex" xmlns:cx2="http://schemas.microsoft.com/office/drawing/2015/10/21/chartex" xmlns:cx3="http://schemas.microsoft.com/office/drawing/2016/5/9/chartex" xmlns:cx4="http://schemas.microsoft.com/office/drawing/2016/5/10/chartex" xmlns:cx5="http://schemas.microsoft.com/office/drawing/2016/5/11/chartex" xmlns:cx6="http://schemas.microsoft.com/office/drawing/2016/5/12/chartex" xmlns:cx7="http://schemas.microsoft.com/office/drawing/2016/5/13/chartex" xmlns:cx8="http://schemas.microsoft.com/office/drawing/2016/5/14/chartex" xmlns:mc="http://schemas.openxmlformats.org/markup-compatibility/2006" xmlns:aink="http://schemas.microsoft.com/office/drawing/2016/ink" xmlns:am3d="http://schemas.microsoft.com/office/drawing/2017/model3d" xmlns:o="urn:schemas-microsoft-com:office:office" xmlns:oel="http://schemas.microsoft.com/office/2019/extlst" xmlns:r="http://schemas.openxmlformats.org/officeDocument/2006/relationships" xmlns:m="http://schemas.openxmlformats.org/officeDocument/2006/math" xmlns:v="urn:schemas-microsoft-com:vml" xmlns:wp14="http://schemas.microsoft.com/office/word/2010/wordprocessingDrawing" xmlns:wp="http://schemas.openxmlformats.org/drawingml/2006/wordprocessingDrawing" xmlns:w10="urn:schemas-microsoft-com:office:word" xmlns:w="http://schemas.openxmlformats.org/wordprocessingml/2006/main" xmlns:w14="http://schemas.microsoft.com/office/word/2010/wordml" xmlns:w15="http://schemas.microsoft.com/office/word/2012/wordml" xmlns:w16cex="http://schemas.microsoft.com/office/word/2018/wordml/cex" xmlns:w16cid="http://schemas.microsoft.com/office/word/2016/wordml/cid" xmlns:w16="http://schemas.microsoft.com/office/word/2018/wordml" xmlns:w16du="http://schemas.microsoft.com/office/word/2023/wordml/word16du" xmlns:w16sdtdh="http://schemas.microsoft.com/office/word/2020/wordml/sdtdatahash" xmlns:w16sdtfl="http://schemas.microsoft.com/office/word/2024/wordml/sdtformatlock" xmlns:w16se="http://schemas.microsoft.com/office/word/2015/wordml/symex" xmlns:wpg="http://schemas.microsoft.com/office/word/2010/wordprocessingGroup" xmlns:wpi="http://schemas.microsoft.com/office/word/2010/wordprocessingInk" xmlns:wne="http://schemas.microsoft.com/office/word/2006/wordml" xmlns:wps="http://schemas.microsoft.com/office/word/2010/wordprocessingShape" xmlns:ns5="http://schemas.openxmlformats.org/drawingml/2006/main" xmlns:ns6="http://schemas.microsoft.com/office/drawing/2014/main" xmlns:ns7="http://schemas.openxmlformats.org/drawingml/2006/picture" xmlns:ns9="http://schemas.microsoft.com/office/drawing/2010/main" mc:Ignorable="w14 w15 w16se w16cid w16 w16cex w16sdtdh w16sdtfl w16du wp14">
   <w:body>
     <w:p>
       <w:pPr>
@@ -1913,31 +1913,6 @@
                 <w14:ligatures w14:val="none"/>
               </w:rPr>
               <w:t>점유 주차면</w:t>
-            </w:r>
-          </w:p>
-          <w:p>
-            <w:pPr>
-              <w:wordWrap/>
-              <w:spacing w:after="0" w:line="276" w:lineRule="auto"/>
-              <w:jc w:val="center"/>
-              <w:textAlignment w:val="baseline"/>
-              <w:rPr>
-                <w:rFonts w:ascii="바탕" w:eastAsia="바탕" w:hAnsi="바탕" w:cs="굴림"/>
-                <w:color w:val="000000"/>
-                <w:kern w:val="0"/>
-                <w:szCs w:val="22"/>
-                <w14:ligatures w14:val="none"/>
-              </w:rPr>
-            </w:pPr>
-            <w:r>
-              <w:rPr>
-                <w:rFonts w:ascii="바탕" w:eastAsia="바탕" w:hAnsi="바탕" w:cs="굴림" w:hint="eastAsia"/>
-                <w:color w:val="000000"/>
-                <w:kern w:val="0"/>
-                <w:szCs w:val="22"/>
-                <w14:ligatures w14:val="none"/>
-              </w:rPr>
-              <w:t>(EV 전용)</w:t>
             </w:r>
           </w:p>
         </w:tc>
@@ -2900,8 +2875,34 @@
           <w:szCs w:val="20"/>
           <w14:ligatures w14:val="none"/>
         </w:rPr>
-        <w:lastRenderedPageBreak/>
-        <w:t>[첨부1] 충전기 운영 및 서비스 약관</w:t>
+        <w:t xml:space="preserve">[첨부1] 충전기 운영관리 서비스 약관</w:t>
+      </w:r>
+    </w:p>
+    <w:p>
+      <w:pPr>
+        <w:spacing w:after="0" w:line="384" w:lineRule="auto"/>
+        <w:ind w:firstLineChars="200" w:firstLine="400"/>
+        <w:jc w:val="both"/>
+        <w:textAlignment w:val="baseline"/>
+        <w:rPr>
+          <w:rFonts w:ascii="바탕" w:eastAsia="바탕" w:hAnsi="바탕" w:cs="굴림"/>
+          <w:color w:val="000000"/>
+          <w:kern w:val="0"/>
+          <w:sz w:val="20"/>
+          <w:szCs w:val="20"/>
+          <w14:ligatures w14:val="none"/>
+        </w:rPr>
+      </w:pPr>
+      <w:r>
+        <w:rPr>
+          <w:rFonts w:ascii="바탕" w:eastAsia="바탕" w:hAnsi="바탕" w:cs="굴림" w:hint="eastAsia"/>
+          <w:color w:val="000000"/>
+          <w:kern w:val="0"/>
+          <w:sz w:val="20"/>
+          <w:szCs w:val="20"/>
+          <w14:ligatures w14:val="none"/>
+        </w:rPr>
+        <w:t xml:space="preserve">[첨부2] 전기차 충전기 시운전 확인서</w:t>
       </w:r>
     </w:p>
     <w:bookmarkEnd w:id="2"/>
@@ -3297,7 +3298,7 @@
                 <w:szCs w:val="22"/>
                 <w14:ligatures w14:val="none"/>
               </w:rPr>
-              <w:t>주소 : 서울시</w:t>
+              <w:t xml:space="preserve">주소 : 서울</w:t>
             </w:r>
             <w:r>
               <w:rPr>
@@ -4902,6 +4903,26 @@
           <w:kern w:val="0"/>
         </w:rPr>
       </w:pPr>
+      <w:r>
+        <w:rPr>
+          <w:rFonts w:ascii="바탕" w:eastAsia="바탕" w:hAnsi="바탕" w:cs="굴림" w:hint="eastAsia"/>
+          <w:color w:val="000000"/>
+          <w:kern w:val="0"/>
+        </w:rPr>
+        <w:t xml:space="preserve">8. “충전사업자”는 충전기 추가 설치 및 충전 데이터 분석 등의 목적을 위하여 “부지제공자”에게 해당 부지에 등록된 전기자동차(PHEV 포함)의 대수 정보를 요청할 수 있으며, “부지제공자”는 요청일로부터 3일 이내에 해당 정보를 제공하여야 한다.</w:t>
+      </w:r>
+    </w:p>
+    <w:p>
+      <w:pPr>
+        <w:spacing w:line="384" w:lineRule="auto"/>
+        <w:ind w:left="300" w:hanging="300"/>
+        <w:textAlignment w:val="baseline"/>
+        <w:rPr>
+          <w:rFonts w:ascii="바탕" w:eastAsia="바탕" w:hAnsi="바탕" w:cs="굴림"/>
+          <w:color w:val="000000"/>
+          <w:kern w:val="0"/>
+        </w:rPr>
+      </w:pPr>
       <w:bookmarkStart w:id="10" w:name="OLE_LINK48"/>
       <w:r>
         <w:rPr>
@@ -4909,7 +4930,7 @@
           <w:color w:val="000000"/>
           <w:kern w:val="0"/>
         </w:rPr>
-        <w:t>8</w:t>
+        <w:t xml:space="preserve">9</w:t>
       </w:r>
       <w:r>
         <w:rPr>
@@ -5684,7 +5705,7 @@
           <w:color w:val="000000"/>
           <w:kern w:val="0"/>
         </w:rPr>
-        <w:t>단</w:t>
+        <w:t xml:space="preserve">다만</w:t>
       </w:r>
       <w:r>
         <w:rPr>
@@ -5700,7 +5721,7 @@
           <w:color w:val="000000"/>
           <w:kern w:val="0"/>
         </w:rPr>
-        <w:t>는 제외하며</w:t>
+        <w:t/>
       </w:r>
       <w:r>
         <w:rPr>
@@ -5974,184 +5995,6 @@
           <w:kern w:val="0"/>
         </w:rPr>
         <w:t xml:space="preserve">해지 통보가 없는 경우에는 1년씩 자동 연장되는 것으로 한다. </w:t>
-      </w:r>
-    </w:p>
-    <w:p>
-      <w:pPr>
-        <w:numPr>
-          <w:ilvl w:val="0"/>
-          <w:numId w:val="15"/>
-        </w:numPr>
-        <w:spacing w:after="0" w:line="384" w:lineRule="auto"/>
-        <w:ind w:left="284" w:hangingChars="129" w:hanging="284"/>
-        <w:jc w:val="both"/>
-        <w:textAlignment w:val="baseline"/>
-        <w:rPr>
-          <w:rFonts w:ascii="바탕" w:eastAsia="바탕" w:hAnsi="바탕" w:cs="굴림"/>
-          <w:color w:val="000000"/>
-          <w:kern w:val="0"/>
-        </w:rPr>
-      </w:pPr>
-      <w:bookmarkStart w:id="14" w:name="OLE_LINK6"/>
-      <w:r>
-        <w:rPr>
-          <w:rFonts w:ascii="바탕" w:eastAsia="바탕" w:hAnsi="바탕" w:cs="굴림"/>
-          <w:color w:val="000000"/>
-          <w:kern w:val="0"/>
-        </w:rPr>
-        <w:t>“</w:t>
-      </w:r>
-      <w:r>
-        <w:rPr>
-          <w:rFonts w:ascii="바탕" w:eastAsia="바탕" w:hAnsi="바탕" w:cs="굴림" w:hint="eastAsia"/>
-          <w:color w:val="000000"/>
-          <w:kern w:val="0"/>
-        </w:rPr>
-        <w:t>충전사업자</w:t>
-      </w:r>
-      <w:r>
-        <w:rPr>
-          <w:rFonts w:ascii="바탕" w:eastAsia="바탕" w:hAnsi="바탕" w:cs="굴림"/>
-          <w:color w:val="000000"/>
-          <w:kern w:val="0"/>
-        </w:rPr>
-        <w:t>”</w:t>
-      </w:r>
-      <w:r>
-        <w:rPr>
-          <w:rFonts w:ascii="바탕" w:eastAsia="바탕" w:hAnsi="바탕" w:cs="굴림" w:hint="eastAsia"/>
-          <w:color w:val="000000"/>
-          <w:kern w:val="0"/>
-        </w:rPr>
-        <w:t>가</w:t>
-      </w:r>
-      <w:r>
-        <w:rPr>
-          <w:rFonts w:ascii="바탕" w:eastAsia="바탕" w:hAnsi="바탕" w:cs="굴림"/>
-          <w:color w:val="000000"/>
-          <w:kern w:val="0"/>
-        </w:rPr>
-        <w:t xml:space="preserve"> 환경공단(기후에너지환경부 산하 소속기관)</w:t>
-      </w:r>
-      <w:proofErr w:type="spellStart"/>
-      <w:r>
-        <w:rPr>
-          <w:rFonts w:ascii="바탕" w:eastAsia="바탕" w:hAnsi="바탕" w:cs="굴림"/>
-          <w:color w:val="000000"/>
-          <w:kern w:val="0"/>
-        </w:rPr>
-        <w:t>에</w:t>
-      </w:r>
-      <w:proofErr w:type="spellEnd"/>
-      <w:r>
-        <w:rPr>
-          <w:rFonts w:ascii="바탕" w:eastAsia="바탕" w:hAnsi="바탕" w:cs="굴림"/>
-          <w:color w:val="000000"/>
-          <w:kern w:val="0"/>
-        </w:rPr>
-        <w:t xml:space="preserve"> 충전소 설치와 관련하여 보조금을 신청하였으나, </w:t>
-      </w:r>
-      <w:r>
-        <w:rPr>
-          <w:rFonts w:ascii="바탕" w:eastAsia="바탕" w:hAnsi="바탕" w:cs="굴림" w:hint="eastAsia"/>
-          <w:color w:val="000000"/>
-          <w:kern w:val="0"/>
-        </w:rPr>
-        <w:t xml:space="preserve">환경공단의 직권으로 (예산 마감, 보조금 미대상 </w:t>
-      </w:r>
-      <w:proofErr w:type="spellStart"/>
-      <w:r>
-        <w:rPr>
-          <w:rFonts w:ascii="바탕" w:eastAsia="바탕" w:hAnsi="바탕" w:cs="굴림" w:hint="eastAsia"/>
-          <w:color w:val="000000"/>
-          <w:kern w:val="0"/>
-        </w:rPr>
-        <w:t>토지∙건축물</w:t>
-      </w:r>
-      <w:proofErr w:type="spellEnd"/>
-      <w:r>
-        <w:rPr>
-          <w:rFonts w:ascii="바탕" w:eastAsia="바탕" w:hAnsi="바탕" w:cs="굴림" w:hint="eastAsia"/>
-          <w:color w:val="000000"/>
-          <w:kern w:val="0"/>
-        </w:rPr>
-        <w:t>, 기타 사유 등)</w:t>
-      </w:r>
-      <w:r>
-        <w:rPr>
-          <w:rFonts w:ascii="바탕" w:eastAsia="바탕" w:hAnsi="바탕" w:cs="굴림"/>
-          <w:color w:val="000000"/>
-          <w:kern w:val="0"/>
-        </w:rPr>
-        <w:t>해당 충전소가 보조금 지원 대상에서 탈락(</w:t>
-      </w:r>
-      <w:proofErr w:type="spellStart"/>
-      <w:r>
-        <w:rPr>
-          <w:rFonts w:ascii="바탕" w:eastAsia="바탕" w:hAnsi="바탕" w:cs="굴림"/>
-          <w:color w:val="000000"/>
-          <w:kern w:val="0"/>
-        </w:rPr>
-        <w:t>미선정</w:t>
-      </w:r>
-      <w:proofErr w:type="spellEnd"/>
-      <w:r>
-        <w:rPr>
-          <w:rFonts w:ascii="바탕" w:eastAsia="바탕" w:hAnsi="바탕" w:cs="굴림"/>
-          <w:color w:val="000000"/>
-          <w:kern w:val="0"/>
-        </w:rPr>
-        <w:t>)된 경우, "충전사업자"는 별도의 책임 없이 본 계약의 전부 또는 일부를 해제 또는 해지할 수 있다</w:t>
-      </w:r>
-      <w:bookmarkEnd w:id="14"/>
-      <w:r>
-        <w:rPr>
-          <w:rFonts w:ascii="바탕" w:eastAsia="바탕" w:hAnsi="바탕" w:cs="굴림"/>
-          <w:color w:val="000000"/>
-          <w:kern w:val="0"/>
-        </w:rPr>
-        <w:t>.</w:t>
-      </w:r>
-      <w:r>
-        <w:rPr>
-          <w:rFonts w:ascii="바탕" w:eastAsia="바탕" w:hAnsi="바탕" w:cs="굴림" w:hint="eastAsia"/>
-          <w:color w:val="000000"/>
-          <w:kern w:val="0"/>
-        </w:rPr>
-        <w:t xml:space="preserve"> </w:t>
-      </w:r>
-      <w:bookmarkStart w:id="15" w:name="OLE_LINK7"/>
-      <w:r>
-        <w:rPr>
-          <w:rFonts w:ascii="바탕" w:eastAsia="바탕" w:hAnsi="바탕" w:cs="굴림" w:hint="eastAsia"/>
-          <w:color w:val="000000"/>
-          <w:kern w:val="0"/>
-        </w:rPr>
-        <w:t>이</w:t>
-      </w:r>
-      <w:r>
-        <w:rPr>
-          <w:rFonts w:ascii="바탕" w:eastAsia="바탕" w:hAnsi="바탕" w:cs="굴림"/>
-          <w:color w:val="000000"/>
-          <w:kern w:val="0"/>
-        </w:rPr>
-        <w:t xml:space="preserve"> 경우 "충전사업자"와 "부지제공자"는 본 계약의 해제 또는 해지와 관련하여 상호 간 원상회복 청구, 손해배상 청구 기타 일체의 민·형사상 책임을 묻지 아니한다.</w:t>
-      </w:r>
-      <w:r>
-        <w:rPr>
-          <w:rFonts w:ascii="바탕" w:eastAsia="바탕" w:hAnsi="바탕" w:cs="굴림"/>
-          <w:color w:val="000000"/>
-          <w:kern w:val="0"/>
-        </w:rPr>
-        <w:t xml:space="preserve"> </w:t>
-      </w:r>
-      <w:r>
-        <w:rPr>
-          <w:rFonts w:ascii="바탕" w:eastAsia="바탕" w:hAnsi="바탕" w:cs="굴림"/>
-          <w:color w:val="000000"/>
-          <w:kern w:val="0"/>
-        </w:rPr>
-        <w:t>다만, “충전사업자”와 “부지제공자”는 상호 협의에 따라 본 사업을 차년도 사업으로 이관하여 추진할 수 있다.</w:t>
       </w:r>
     </w:p>
     <w:p>
@@ -9705,6 +9548,1216 @@
     </w:p>
     <w:p>
       <w:pPr>
+        <w:spacing w:before="120" w:line="276" w:lineRule="auto"/>
+        <w:jc w:val="left"/>
+        <w:rPr>
+          <w:rFonts w:ascii="바탕" w:eastAsia="바탕" w:hAnsi="바탕"/>
+          <w:b/>
+          <w:color w:val="000000" w:themeColor="text1"/>
+          <w:sz w:val="24"/>
+          <w:szCs w:val="24"/>
+        </w:rPr>
+      </w:pPr>
+      <w:r>
+        <w:rPr>
+          <w:rFonts w:ascii="바탕" w:eastAsia="바탕" w:hAnsi="바탕" w:hint="eastAsia"/>
+          <w:b/>
+          <w:color w:val="000000" w:themeColor="text1"/>
+          <w:sz w:val="24"/>
+          <w:szCs w:val="24"/>
+        </w:rPr>
+        <w:lastRenderedPageBreak/>
+        <w:t xml:space="preserve">[첨부 </w:t>
+      </w:r>
+      <w:r>
+        <w:rPr>
+          <w:rFonts w:ascii="바탕" w:eastAsia="바탕" w:hAnsi="바탕" w:hint="eastAsia"/>
+          <w:b/>
+          <w:color w:val="000000" w:themeColor="text1"/>
+          <w:sz w:val="24"/>
+          <w:szCs w:val="24"/>
+        </w:rPr>
+        <w:t>2</w:t>
+      </w:r>
+      <w:r>
+        <w:rPr>
+          <w:rFonts w:ascii="바탕" w:eastAsia="바탕" w:hAnsi="바탕" w:hint="eastAsia"/>
+          <w:b/>
+          <w:color w:val="000000" w:themeColor="text1"/>
+          <w:sz w:val="24"/>
+          <w:szCs w:val="24"/>
+        </w:rPr>
+        <w:t>]</w:t>
+      </w:r>
+    </w:p>
+    <w:p>
+      <w:pPr>
+        <w:spacing w:after="160" w:line="300" w:lineRule="auto"/>
+        <w:jc w:val="center"/>
+        <w:rPr>
+          <w:b/>
+          <w:bCs/>
+          <w:sz w:val="44"/>
+          <w:szCs w:val="44"/>
+        </w:rPr>
+      </w:pPr>
+      <w:bookmarkStart w:id="27" w:name="OLE_LINK11"/>
+      <w:r>
+        <w:rPr>
+          <w:rFonts w:hint="eastAsia"/>
+          <w:b/>
+          <w:bCs/>
+          <w:sz w:val="44"/>
+          <w:szCs w:val="44"/>
+        </w:rPr>
+        <w:t>전기차 충전기 시운전 확인서</w:t>
+      </w:r>
+      <w:bookmarkEnd w:id="27"/>
+    </w:p>
+    <w:p>
+      <w:pPr>
+        <w:numPr>
+          <w:ilvl w:val="0"/>
+          <w:numId w:val="900"/>
+        </w:numPr>
+        <w:spacing w:line="300" w:lineRule="auto"/>
+        <w:contextualSpacing/>
+        <w:rPr>
+          <w:sz w:val="24"/>
+          <w:szCs w:val="28"/>
+        </w:rPr>
+      </w:pPr>
+      <w:proofErr w:type="spellStart"/>
+      <w:proofErr w:type="gramStart"/>
+      <w:r>
+        <w:rPr>
+          <w:rFonts w:hint="eastAsia"/>
+          <w:sz w:val="24"/>
+          <w:szCs w:val="28"/>
+        </w:rPr>
+        <w:t>현장명</w:t>
+      </w:r>
+      <w:proofErr w:type="spellEnd"/>
+      <w:r>
+        <w:rPr>
+          <w:rFonts w:hint="eastAsia"/>
+          <w:sz w:val="24"/>
+          <w:szCs w:val="28"/>
+        </w:rPr>
+        <w:t xml:space="preserve"> :</w:t>
+      </w:r>
+      <w:proofErr w:type="gramEnd"/>
+    </w:p>
+    <w:p>
+      <w:pPr>
+        <w:numPr>
+          <w:ilvl w:val="0"/>
+          <w:numId w:val="900"/>
+        </w:numPr>
+        <w:spacing w:line="300" w:lineRule="auto"/>
+        <w:contextualSpacing/>
+        <w:rPr>
+          <w:sz w:val="24"/>
+          <w:szCs w:val="28"/>
+        </w:rPr>
+      </w:pPr>
+      <w:proofErr w:type="gramStart"/>
+      <w:r>
+        <w:rPr>
+          <w:rFonts w:hint="eastAsia"/>
+          <w:sz w:val="24"/>
+          <w:szCs w:val="28"/>
+        </w:rPr>
+        <w:t>운영기관 :</w:t>
+      </w:r>
+      <w:proofErr w:type="gramEnd"/>
+      <w:r>
+        <w:rPr>
+          <w:rFonts w:hint="eastAsia"/>
+          <w:sz w:val="24"/>
+          <w:szCs w:val="28"/>
+        </w:rPr>
+        <w:t xml:space="preserve"> 현대엔지니어링</w:t>
+      </w:r>
+      <w:r>
+        <w:rPr>
+          <w:rFonts w:hint="eastAsia"/>
+          <w:sz w:val="24"/>
+          <w:szCs w:val="28"/>
+        </w:rPr>
+        <w:br/>
+        <w:t xml:space="preserve">- </w:t>
+      </w:r>
+      <w:r>
+        <w:rPr>
+          <w:rFonts w:hint="eastAsia"/>
+          <w:sz w:val="24"/>
+          <w:szCs w:val="28"/>
+        </w:rPr>
+        <w:t>현장</w:t>
+      </w:r>
+      <w:r>
+        <w:rPr>
+          <w:rFonts w:hint="eastAsia"/>
+          <w:sz w:val="24"/>
+          <w:szCs w:val="28"/>
+        </w:rPr>
+        <w:t xml:space="preserve"> </w:t>
+      </w:r>
+      <w:proofErr w:type="gramStart"/>
+      <w:r>
+        <w:rPr>
+          <w:rFonts w:hint="eastAsia"/>
+          <w:sz w:val="24"/>
+          <w:szCs w:val="28"/>
+        </w:rPr>
+        <w:t>주</w:t>
+      </w:r>
+      <w:r>
+        <w:rPr>
+          <w:rFonts w:hint="eastAsia"/>
+          <w:sz w:val="24"/>
+          <w:szCs w:val="28"/>
+        </w:rPr>
+        <w:t>소</w:t>
+      </w:r>
+      <w:r>
+        <w:rPr>
+          <w:rFonts w:hint="eastAsia"/>
+          <w:sz w:val="24"/>
+          <w:szCs w:val="28"/>
+        </w:rPr>
+        <w:t xml:space="preserve"> </w:t>
+      </w:r>
+      <w:r>
+        <w:rPr>
+          <w:rFonts w:hint="eastAsia"/>
+          <w:sz w:val="24"/>
+          <w:szCs w:val="28"/>
+        </w:rPr>
+        <w:t>:</w:t>
+      </w:r>
+      <w:proofErr w:type="gramEnd"/>
+      <w:r>
+        <w:rPr>
+          <w:rFonts w:hint="eastAsia"/>
+          <w:sz w:val="24"/>
+          <w:szCs w:val="28"/>
+        </w:rPr>
+        <w:t xml:space="preserve"> </w:t>
+      </w:r>
+    </w:p>
+    <w:p>
+      <w:pPr>
+        <w:numPr>
+          <w:ilvl w:val="0"/>
+          <w:numId w:val="900"/>
+        </w:numPr>
+        <w:spacing w:line="300" w:lineRule="auto"/>
+        <w:contextualSpacing/>
+        <w:rPr>
+          <w:sz w:val="24"/>
+          <w:szCs w:val="28"/>
+        </w:rPr>
+      </w:pPr>
+      <w:r>
+        <w:rPr>
+          <w:rFonts w:hint="eastAsia"/>
+          <w:sz w:val="24"/>
+          <w:szCs w:val="28"/>
+        </w:rPr>
+        <w:t xml:space="preserve">전기차 충전기 운영 </w:t>
+      </w:r>
+      <w:proofErr w:type="gramStart"/>
+      <w:r>
+        <w:rPr>
+          <w:rFonts w:hint="eastAsia"/>
+          <w:sz w:val="24"/>
+          <w:szCs w:val="28"/>
+        </w:rPr>
+        <w:t>수량</w:t>
+      </w:r>
+      <w:r>
+        <w:rPr>
+          <w:rFonts w:hint="eastAsia"/>
+          <w:sz w:val="24"/>
+          <w:szCs w:val="28"/>
+        </w:rPr>
+        <w:t xml:space="preserve"> :</w:t>
+      </w:r>
+      <w:proofErr w:type="gramEnd"/>
+      <w:r>
+        <w:rPr>
+          <w:rFonts w:hint="eastAsia"/>
+          <w:sz w:val="24"/>
+          <w:szCs w:val="28"/>
+        </w:rPr>
+        <w:t xml:space="preserve"> </w:t>
+      </w:r>
+      <w:r>
+        <w:rPr>
+          <w:rFonts w:hint="eastAsia"/>
+          <w:sz w:val="24"/>
+          <w:szCs w:val="28"/>
+        </w:rPr>
+        <w:br/>
+      </w:r>
+      <w:r>
+        <w:rPr>
+          <w:rFonts w:hint="eastAsia"/>
+          <w:sz w:val="24"/>
+          <w:szCs w:val="28"/>
+        </w:rPr>
+        <w:t xml:space="preserve">- 7kW </w:t>
+      </w:r>
+      <w:proofErr w:type="spellStart"/>
+      <w:r>
+        <w:rPr>
+          <w:rFonts w:hint="eastAsia"/>
+          <w:sz w:val="24"/>
+          <w:szCs w:val="28"/>
+        </w:rPr>
+        <w:t>완속</w:t>
+      </w:r>
+      <w:proofErr w:type="spellEnd"/>
+      <w:r>
+        <w:rPr>
+          <w:rFonts w:hint="eastAsia"/>
+          <w:sz w:val="24"/>
+          <w:szCs w:val="28"/>
+        </w:rPr>
+        <w:t xml:space="preserve"> </w:t>
+      </w:r>
+      <w:proofErr w:type="gramStart"/>
+      <w:r>
+        <w:rPr>
+          <w:rFonts w:hint="eastAsia"/>
+          <w:sz w:val="24"/>
+          <w:szCs w:val="28"/>
+        </w:rPr>
+        <w:t>충전기 :</w:t>
+      </w:r>
+      <w:proofErr w:type="gramEnd"/>
+    </w:p>
+    <w:p>
+      <w:pPr>
+        <w:numPr>
+          <w:ilvl w:val="0"/>
+          <w:numId w:val="900"/>
+        </w:numPr>
+        <w:spacing w:line="300" w:lineRule="auto"/>
+        <w:contextualSpacing/>
+        <w:rPr>
+          <w:sz w:val="24"/>
+          <w:szCs w:val="28"/>
+        </w:rPr>
+      </w:pPr>
+      <w:r>
+        <w:rPr>
+          <w:rFonts w:hint="eastAsia"/>
+          <w:sz w:val="24"/>
+          <w:szCs w:val="28"/>
+        </w:rPr>
+        <w:t xml:space="preserve">운영 </w:t>
+      </w:r>
+      <w:proofErr w:type="gramStart"/>
+      <w:r>
+        <w:rPr>
+          <w:rFonts w:hint="eastAsia"/>
+          <w:sz w:val="24"/>
+          <w:szCs w:val="28"/>
+        </w:rPr>
+        <w:t>내용</w:t>
+      </w:r>
+      <w:r>
+        <w:rPr>
+          <w:rFonts w:hint="eastAsia"/>
+          <w:sz w:val="24"/>
+          <w:szCs w:val="28"/>
+        </w:rPr>
+        <w:t xml:space="preserve"> :</w:t>
+      </w:r>
+      <w:proofErr w:type="gramEnd"/>
+    </w:p>
+    <w:p>
+      <w:pPr>
+        <w:spacing w:line="300" w:lineRule="auto"/>
+        <w:ind w:left="800"/>
+        <w:contextualSpacing/>
+        <w:rPr>
+          <w:sz w:val="24"/>
+          <w:szCs w:val="28"/>
+        </w:rPr>
+      </w:pPr>
+    </w:p>
+    <w:tbl>
+      <w:tblPr>
+        <w:tblStyle w:val="10"/>
+        <w:tblW w:w="8460" w:type="dxa"/>
+        <w:tblInd w:w="560" w:type="dxa"/>
+        <w:tblLook w:val="04A0" w:firstRow="1" w:lastRow="0" w:firstColumn="1" w:lastColumn="0" w:noHBand="0" w:noVBand="1"/>
+      </w:tblPr>
+      <w:tblGrid>
+        <w:gridCol w:w="1692"/>
+        <w:gridCol w:w="1692"/>
+        <w:gridCol w:w="1692"/>
+        <w:gridCol w:w="1692"/>
+        <w:gridCol w:w="1692"/>
+      </w:tblGrid>
+      <w:tr>
+        <w:trPr>
+          <w:trHeight w:val="456"/>
+        </w:trPr>
+        <w:tc>
+          <w:tcPr>
+            <w:tcW w:w="1692" w:type="dxa"/>
+            <w:tcBorders>
+              <w:top w:val="single" w:sz="4" w:space="0" w:color="auto"/>
+              <w:left w:val="single" w:sz="4" w:space="0" w:color="auto"/>
+              <w:bottom w:val="single" w:sz="4" w:space="0" w:color="auto"/>
+              <w:right w:val="single" w:sz="4" w:space="0" w:color="auto"/>
+            </w:tcBorders>
+            <w:hideMark/>
+          </w:tcPr>
+          <w:p>
+            <w:pPr>
+              <w:spacing w:line="300" w:lineRule="auto"/>
+              <w:jc w:val="center"/>
+              <w:rPr>
+                <w:sz w:val="24"/>
+                <w:szCs w:val="28"/>
+              </w:rPr>
+            </w:pPr>
+            <w:r>
+              <w:rPr>
+                <w:rFonts w:hint="eastAsia"/>
+                <w:sz w:val="24"/>
+                <w:szCs w:val="28"/>
+              </w:rPr>
+              <w:t>세부위치</w:t>
+            </w:r>
+          </w:p>
+        </w:tc>
+        <w:tc>
+          <w:tcPr>
+            <w:tcW w:w="1692" w:type="dxa"/>
+            <w:tcBorders>
+              <w:top w:val="single" w:sz="4" w:space="0" w:color="auto"/>
+              <w:left w:val="single" w:sz="4" w:space="0" w:color="auto"/>
+              <w:bottom w:val="single" w:sz="4" w:space="0" w:color="auto"/>
+              <w:right w:val="single" w:sz="4" w:space="0" w:color="auto"/>
+            </w:tcBorders>
+            <w:hideMark/>
+          </w:tcPr>
+          <w:p>
+            <w:pPr>
+              <w:spacing w:line="300" w:lineRule="auto"/>
+              <w:jc w:val="center"/>
+              <w:rPr>
+                <w:sz w:val="24"/>
+                <w:szCs w:val="28"/>
+              </w:rPr>
+            </w:pPr>
+            <w:r>
+              <w:rPr>
+                <w:rFonts w:hint="eastAsia"/>
+                <w:sz w:val="24"/>
+                <w:szCs w:val="28"/>
+              </w:rPr>
+              <w:t>수량(기)</w:t>
+            </w:r>
+          </w:p>
+        </w:tc>
+        <w:tc>
+          <w:tcPr>
+            <w:tcW w:w="1692" w:type="dxa"/>
+            <w:tcBorders>
+              <w:top w:val="single" w:sz="4" w:space="0" w:color="auto"/>
+              <w:left w:val="single" w:sz="4" w:space="0" w:color="auto"/>
+              <w:bottom w:val="single" w:sz="4" w:space="0" w:color="auto"/>
+              <w:right w:val="single" w:sz="4" w:space="0" w:color="auto"/>
+            </w:tcBorders>
+          </w:tcPr>
+          <w:p>
+            <w:pPr>
+              <w:spacing w:line="300" w:lineRule="auto"/>
+              <w:jc w:val="center"/>
+              <w:rPr>
+                <w:sz w:val="24"/>
+                <w:szCs w:val="28"/>
+              </w:rPr>
+            </w:pPr>
+            <w:r>
+              <w:rPr>
+                <w:rFonts w:hint="eastAsia"/>
+                <w:sz w:val="24"/>
+                <w:szCs w:val="28"/>
+              </w:rPr>
+              <w:t>모델명</w:t>
+            </w:r>
+          </w:p>
+        </w:tc>
+        <w:tc>
+          <w:tcPr>
+            <w:tcW w:w="1692" w:type="dxa"/>
+            <w:tcBorders>
+              <w:top w:val="single" w:sz="4" w:space="0" w:color="auto"/>
+              <w:left w:val="single" w:sz="4" w:space="0" w:color="auto"/>
+              <w:bottom w:val="single" w:sz="4" w:space="0" w:color="auto"/>
+              <w:right w:val="single" w:sz="4" w:space="0" w:color="auto"/>
+            </w:tcBorders>
+            <w:hideMark/>
+          </w:tcPr>
+          <w:p>
+            <w:pPr>
+              <w:spacing w:line="300" w:lineRule="auto"/>
+              <w:jc w:val="center"/>
+              <w:rPr>
+                <w:sz w:val="24"/>
+                <w:szCs w:val="28"/>
+              </w:rPr>
+            </w:pPr>
+            <w:r>
+              <w:rPr>
+                <w:rFonts w:hint="eastAsia"/>
+                <w:sz w:val="24"/>
+                <w:szCs w:val="28"/>
+              </w:rPr>
+              <w:t>충전방식</w:t>
+            </w:r>
+          </w:p>
+        </w:tc>
+        <w:tc>
+          <w:tcPr>
+            <w:tcW w:w="1692" w:type="dxa"/>
+            <w:tcBorders>
+              <w:top w:val="single" w:sz="4" w:space="0" w:color="auto"/>
+              <w:left w:val="single" w:sz="4" w:space="0" w:color="auto"/>
+              <w:bottom w:val="single" w:sz="4" w:space="0" w:color="auto"/>
+              <w:right w:val="single" w:sz="4" w:space="0" w:color="auto"/>
+            </w:tcBorders>
+            <w:hideMark/>
+          </w:tcPr>
+          <w:p>
+            <w:pPr>
+              <w:spacing w:line="300" w:lineRule="auto"/>
+              <w:jc w:val="center"/>
+              <w:rPr>
+                <w:sz w:val="24"/>
+                <w:szCs w:val="28"/>
+              </w:rPr>
+            </w:pPr>
+            <w:r>
+              <w:rPr>
+                <w:rFonts w:hint="eastAsia"/>
+                <w:sz w:val="24"/>
+                <w:szCs w:val="28"/>
+              </w:rPr>
+              <w:t>비고</w:t>
+            </w:r>
+          </w:p>
+        </w:tc>
+      </w:tr>
+      <w:tr>
+        <w:trPr>
+          <w:trHeight w:val="389"/>
+        </w:trPr>
+        <w:tc>
+          <w:tcPr>
+            <w:tcW w:w="1692" w:type="dxa"/>
+            <w:tcBorders>
+              <w:top w:val="single" w:sz="4" w:space="0" w:color="auto"/>
+              <w:left w:val="single" w:sz="4" w:space="0" w:color="auto"/>
+              <w:bottom w:val="single" w:sz="4" w:space="0" w:color="auto"/>
+              <w:right w:val="single" w:sz="4" w:space="0" w:color="auto"/>
+            </w:tcBorders>
+            <w:hideMark/>
+          </w:tcPr>
+          <w:p>
+            <w:pPr>
+              <w:spacing w:line="300" w:lineRule="auto"/>
+              <w:jc w:val="center"/>
+            </w:pPr>
+            <w:r>
+              <w:rPr>
+                <w:rFonts w:hint="eastAsia"/>
+              </w:rPr>
+              <w:t>지하 1층</w:t>
+            </w:r>
+          </w:p>
+        </w:tc>
+        <w:tc>
+          <w:tcPr>
+            <w:tcW w:w="1692" w:type="dxa"/>
+            <w:tcBorders>
+              <w:top w:val="single" w:sz="4" w:space="0" w:color="auto"/>
+              <w:left w:val="single" w:sz="4" w:space="0" w:color="auto"/>
+              <w:bottom w:val="single" w:sz="4" w:space="0" w:color="auto"/>
+              <w:right w:val="single" w:sz="4" w:space="0" w:color="auto"/>
+            </w:tcBorders>
+            <w:hideMark/>
+          </w:tcPr>
+          <w:p>
+            <w:pPr>
+              <w:spacing w:line="300" w:lineRule="auto"/>
+              <w:jc w:val="center"/>
+            </w:pPr>
+            <w:r>
+              <w:rPr>
+                <w:rFonts w:hint="eastAsia"/>
+              </w:rPr>
+              <w:t>00</w:t>
+            </w:r>
+          </w:p>
+        </w:tc>
+        <w:tc>
+          <w:tcPr>
+            <w:tcW w:w="1692" w:type="dxa"/>
+            <w:tcBorders>
+              <w:top w:val="single" w:sz="4" w:space="0" w:color="auto"/>
+              <w:left w:val="single" w:sz="4" w:space="0" w:color="auto"/>
+              <w:bottom w:val="single" w:sz="4" w:space="0" w:color="auto"/>
+              <w:right w:val="single" w:sz="4" w:space="0" w:color="auto"/>
+            </w:tcBorders>
+          </w:tcPr>
+          <w:p>
+            <w:pPr>
+              <w:spacing w:line="300" w:lineRule="auto"/>
+              <w:jc w:val="center"/>
+            </w:pPr>
+          </w:p>
+        </w:tc>
+        <w:tc>
+          <w:tcPr>
+            <w:tcW w:w="1692" w:type="dxa"/>
+            <w:tcBorders>
+              <w:top w:val="single" w:sz="4" w:space="0" w:color="auto"/>
+              <w:left w:val="single" w:sz="4" w:space="0" w:color="auto"/>
+              <w:bottom w:val="single" w:sz="4" w:space="0" w:color="auto"/>
+              <w:right w:val="single" w:sz="4" w:space="0" w:color="auto"/>
+            </w:tcBorders>
+            <w:hideMark/>
+          </w:tcPr>
+          <w:p>
+            <w:pPr>
+              <w:spacing w:line="300" w:lineRule="auto"/>
+              <w:jc w:val="center"/>
+            </w:pPr>
+            <w:r>
+              <w:rPr>
+                <w:rFonts w:hint="eastAsia"/>
+              </w:rPr>
+              <w:t xml:space="preserve">7KW </w:t>
+            </w:r>
+            <w:proofErr w:type="spellStart"/>
+            <w:r>
+              <w:rPr>
+                <w:rFonts w:hint="eastAsia"/>
+              </w:rPr>
+              <w:t>완속</w:t>
+            </w:r>
+            <w:proofErr w:type="spellEnd"/>
+          </w:p>
+        </w:tc>
+        <w:tc>
+          <w:tcPr>
+            <w:tcW w:w="1692" w:type="dxa"/>
+            <w:tcBorders>
+              <w:top w:val="single" w:sz="4" w:space="0" w:color="auto"/>
+              <w:left w:val="single" w:sz="4" w:space="0" w:color="auto"/>
+              <w:bottom w:val="single" w:sz="4" w:space="0" w:color="auto"/>
+              <w:right w:val="single" w:sz="4" w:space="0" w:color="auto"/>
+            </w:tcBorders>
+            <w:hideMark/>
+          </w:tcPr>
+          <w:p>
+            <w:pPr>
+              <w:spacing w:line="300" w:lineRule="auto"/>
+              <w:jc w:val="center"/>
+            </w:pPr>
+            <w:r>
+              <w:rPr>
+                <w:rFonts w:hint="eastAsia"/>
+              </w:rPr>
+              <w:t>모자분리/수전</w:t>
+            </w:r>
+          </w:p>
+        </w:tc>
+      </w:tr>
+      <w:tr>
+        <w:trPr>
+          <w:trHeight w:val="376"/>
+        </w:trPr>
+        <w:tc>
+          <w:tcPr>
+            <w:tcW w:w="1692" w:type="dxa"/>
+            <w:tcBorders>
+              <w:top w:val="single" w:sz="4" w:space="0" w:color="auto"/>
+              <w:left w:val="single" w:sz="4" w:space="0" w:color="auto"/>
+              <w:bottom w:val="single" w:sz="4" w:space="0" w:color="auto"/>
+              <w:right w:val="single" w:sz="4" w:space="0" w:color="auto"/>
+            </w:tcBorders>
+            <w:hideMark/>
+          </w:tcPr>
+          <w:p>
+            <w:pPr>
+              <w:spacing w:line="300" w:lineRule="auto"/>
+              <w:jc w:val="center"/>
+            </w:pPr>
+            <w:r>
+              <w:rPr>
+                <w:rFonts w:hint="eastAsia"/>
+              </w:rPr>
+              <w:t>지하 2층</w:t>
+            </w:r>
+          </w:p>
+        </w:tc>
+        <w:tc>
+          <w:tcPr>
+            <w:tcW w:w="1692" w:type="dxa"/>
+            <w:tcBorders>
+              <w:top w:val="single" w:sz="4" w:space="0" w:color="auto"/>
+              <w:left w:val="single" w:sz="4" w:space="0" w:color="auto"/>
+              <w:bottom w:val="single" w:sz="4" w:space="0" w:color="auto"/>
+              <w:right w:val="single" w:sz="4" w:space="0" w:color="auto"/>
+            </w:tcBorders>
+            <w:hideMark/>
+          </w:tcPr>
+          <w:p>
+            <w:pPr>
+              <w:spacing w:line="300" w:lineRule="auto"/>
+              <w:jc w:val="center"/>
+            </w:pPr>
+            <w:r>
+              <w:rPr>
+                <w:rFonts w:hint="eastAsia"/>
+              </w:rPr>
+              <w:t>00</w:t>
+            </w:r>
+          </w:p>
+        </w:tc>
+        <w:tc>
+          <w:tcPr>
+            <w:tcW w:w="1692" w:type="dxa"/>
+            <w:tcBorders>
+              <w:top w:val="single" w:sz="4" w:space="0" w:color="auto"/>
+              <w:left w:val="single" w:sz="4" w:space="0" w:color="auto"/>
+              <w:bottom w:val="single" w:sz="4" w:space="0" w:color="auto"/>
+              <w:right w:val="single" w:sz="4" w:space="0" w:color="auto"/>
+            </w:tcBorders>
+          </w:tcPr>
+          <w:p>
+            <w:pPr>
+              <w:spacing w:line="300" w:lineRule="auto"/>
+              <w:jc w:val="center"/>
+              <w:rPr>
+                <w:kern w:val="0"/>
+              </w:rPr>
+            </w:pPr>
+          </w:p>
+        </w:tc>
+        <w:tc>
+          <w:tcPr>
+            <w:tcW w:w="1692" w:type="dxa"/>
+            <w:tcBorders>
+              <w:top w:val="single" w:sz="4" w:space="0" w:color="auto"/>
+              <w:left w:val="single" w:sz="4" w:space="0" w:color="auto"/>
+              <w:bottom w:val="single" w:sz="4" w:space="0" w:color="auto"/>
+              <w:right w:val="single" w:sz="4" w:space="0" w:color="auto"/>
+            </w:tcBorders>
+            <w:hideMark/>
+          </w:tcPr>
+          <w:p>
+            <w:pPr>
+              <w:spacing w:line="300" w:lineRule="auto"/>
+              <w:jc w:val="center"/>
+              <w:rPr>
+                <w:kern w:val="0"/>
+              </w:rPr>
+            </w:pPr>
+            <w:r>
+              <w:rPr>
+                <w:rFonts w:hint="eastAsia"/>
+                <w:kern w:val="0"/>
+              </w:rPr>
+              <w:t xml:space="preserve">7KW </w:t>
+            </w:r>
+            <w:proofErr w:type="spellStart"/>
+            <w:r>
+              <w:rPr>
+                <w:rFonts w:hint="eastAsia"/>
+                <w:kern w:val="0"/>
+              </w:rPr>
+              <w:t>완속</w:t>
+            </w:r>
+            <w:proofErr w:type="spellEnd"/>
+          </w:p>
+        </w:tc>
+        <w:tc>
+          <w:tcPr>
+            <w:tcW w:w="1692" w:type="dxa"/>
+            <w:tcBorders>
+              <w:top w:val="single" w:sz="4" w:space="0" w:color="auto"/>
+              <w:left w:val="single" w:sz="4" w:space="0" w:color="auto"/>
+              <w:bottom w:val="single" w:sz="4" w:space="0" w:color="auto"/>
+              <w:right w:val="single" w:sz="4" w:space="0" w:color="auto"/>
+            </w:tcBorders>
+            <w:hideMark/>
+          </w:tcPr>
+          <w:p>
+            <w:pPr>
+              <w:spacing w:line="300" w:lineRule="auto"/>
+              <w:jc w:val="center"/>
+            </w:pPr>
+            <w:r>
+              <w:rPr>
+                <w:rFonts w:hint="eastAsia"/>
+              </w:rPr>
+              <w:t>모자분리/수전</w:t>
+            </w:r>
+          </w:p>
+        </w:tc>
+      </w:tr>
+      <w:tr>
+        <w:trPr>
+          <w:trHeight w:val="389"/>
+        </w:trPr>
+        <w:tc>
+          <w:tcPr>
+            <w:tcW w:w="1692" w:type="dxa"/>
+            <w:tcBorders>
+              <w:top w:val="single" w:sz="4" w:space="0" w:color="auto"/>
+              <w:left w:val="single" w:sz="4" w:space="0" w:color="auto"/>
+              <w:bottom w:val="single" w:sz="4" w:space="0" w:color="auto"/>
+              <w:right w:val="single" w:sz="4" w:space="0" w:color="auto"/>
+            </w:tcBorders>
+          </w:tcPr>
+          <w:p>
+            <w:pPr>
+              <w:spacing w:line="300" w:lineRule="auto"/>
+              <w:jc w:val="center"/>
+            </w:pPr>
+          </w:p>
+        </w:tc>
+        <w:tc>
+          <w:tcPr>
+            <w:tcW w:w="1692" w:type="dxa"/>
+            <w:tcBorders>
+              <w:top w:val="single" w:sz="4" w:space="0" w:color="auto"/>
+              <w:left w:val="single" w:sz="4" w:space="0" w:color="auto"/>
+              <w:bottom w:val="single" w:sz="4" w:space="0" w:color="auto"/>
+              <w:right w:val="single" w:sz="4" w:space="0" w:color="auto"/>
+            </w:tcBorders>
+          </w:tcPr>
+          <w:p>
+            <w:pPr>
+              <w:spacing w:line="300" w:lineRule="auto"/>
+              <w:jc w:val="center"/>
+            </w:pPr>
+          </w:p>
+        </w:tc>
+        <w:tc>
+          <w:tcPr>
+            <w:tcW w:w="1692" w:type="dxa"/>
+            <w:tcBorders>
+              <w:top w:val="single" w:sz="4" w:space="0" w:color="auto"/>
+              <w:left w:val="single" w:sz="4" w:space="0" w:color="auto"/>
+              <w:bottom w:val="single" w:sz="4" w:space="0" w:color="auto"/>
+              <w:right w:val="single" w:sz="4" w:space="0" w:color="auto"/>
+            </w:tcBorders>
+          </w:tcPr>
+          <w:p>
+            <w:pPr>
+              <w:spacing w:line="300" w:lineRule="auto"/>
+              <w:jc w:val="center"/>
+              <w:rPr>
+                <w:kern w:val="0"/>
+              </w:rPr>
+            </w:pPr>
+          </w:p>
+        </w:tc>
+        <w:tc>
+          <w:tcPr>
+            <w:tcW w:w="1692" w:type="dxa"/>
+            <w:tcBorders>
+              <w:top w:val="single" w:sz="4" w:space="0" w:color="auto"/>
+              <w:left w:val="single" w:sz="4" w:space="0" w:color="auto"/>
+              <w:bottom w:val="single" w:sz="4" w:space="0" w:color="auto"/>
+              <w:right w:val="single" w:sz="4" w:space="0" w:color="auto"/>
+            </w:tcBorders>
+          </w:tcPr>
+          <w:p>
+            <w:pPr>
+              <w:spacing w:line="300" w:lineRule="auto"/>
+              <w:jc w:val="center"/>
+              <w:rPr>
+                <w:kern w:val="0"/>
+              </w:rPr>
+            </w:pPr>
+          </w:p>
+        </w:tc>
+        <w:tc>
+          <w:tcPr>
+            <w:tcW w:w="1692" w:type="dxa"/>
+            <w:tcBorders>
+              <w:top w:val="single" w:sz="4" w:space="0" w:color="auto"/>
+              <w:left w:val="single" w:sz="4" w:space="0" w:color="auto"/>
+              <w:bottom w:val="single" w:sz="4" w:space="0" w:color="auto"/>
+              <w:right w:val="single" w:sz="4" w:space="0" w:color="auto"/>
+            </w:tcBorders>
+          </w:tcPr>
+          <w:p>
+            <w:pPr>
+              <w:spacing w:line="300" w:lineRule="auto"/>
+              <w:jc w:val="center"/>
+            </w:pPr>
+          </w:p>
+        </w:tc>
+      </w:tr>
+      <w:tr>
+        <w:trPr>
+          <w:trHeight w:val="376"/>
+        </w:trPr>
+        <w:tc>
+          <w:tcPr>
+            <w:tcW w:w="1692" w:type="dxa"/>
+            <w:tcBorders>
+              <w:top w:val="single" w:sz="4" w:space="0" w:color="auto"/>
+              <w:left w:val="single" w:sz="4" w:space="0" w:color="auto"/>
+              <w:bottom w:val="single" w:sz="4" w:space="0" w:color="auto"/>
+              <w:right w:val="single" w:sz="4" w:space="0" w:color="auto"/>
+            </w:tcBorders>
+          </w:tcPr>
+          <w:p>
+            <w:pPr>
+              <w:spacing w:line="300" w:lineRule="auto"/>
+              <w:jc w:val="center"/>
+            </w:pPr>
+          </w:p>
+        </w:tc>
+        <w:tc>
+          <w:tcPr>
+            <w:tcW w:w="1692" w:type="dxa"/>
+            <w:tcBorders>
+              <w:top w:val="single" w:sz="4" w:space="0" w:color="auto"/>
+              <w:left w:val="single" w:sz="4" w:space="0" w:color="auto"/>
+              <w:bottom w:val="single" w:sz="4" w:space="0" w:color="auto"/>
+              <w:right w:val="single" w:sz="4" w:space="0" w:color="auto"/>
+            </w:tcBorders>
+          </w:tcPr>
+          <w:p>
+            <w:pPr>
+              <w:spacing w:line="300" w:lineRule="auto"/>
+              <w:jc w:val="center"/>
+            </w:pPr>
+          </w:p>
+        </w:tc>
+        <w:tc>
+          <w:tcPr>
+            <w:tcW w:w="1692" w:type="dxa"/>
+            <w:tcBorders>
+              <w:top w:val="single" w:sz="4" w:space="0" w:color="auto"/>
+              <w:left w:val="single" w:sz="4" w:space="0" w:color="auto"/>
+              <w:bottom w:val="single" w:sz="4" w:space="0" w:color="auto"/>
+              <w:right w:val="single" w:sz="4" w:space="0" w:color="auto"/>
+            </w:tcBorders>
+          </w:tcPr>
+          <w:p>
+            <w:pPr>
+              <w:spacing w:line="300" w:lineRule="auto"/>
+              <w:jc w:val="center"/>
+              <w:rPr>
+                <w:kern w:val="0"/>
+              </w:rPr>
+            </w:pPr>
+          </w:p>
+        </w:tc>
+        <w:tc>
+          <w:tcPr>
+            <w:tcW w:w="1692" w:type="dxa"/>
+            <w:tcBorders>
+              <w:top w:val="single" w:sz="4" w:space="0" w:color="auto"/>
+              <w:left w:val="single" w:sz="4" w:space="0" w:color="auto"/>
+              <w:bottom w:val="single" w:sz="4" w:space="0" w:color="auto"/>
+              <w:right w:val="single" w:sz="4" w:space="0" w:color="auto"/>
+            </w:tcBorders>
+          </w:tcPr>
+          <w:p>
+            <w:pPr>
+              <w:spacing w:line="300" w:lineRule="auto"/>
+              <w:jc w:val="center"/>
+              <w:rPr>
+                <w:kern w:val="0"/>
+              </w:rPr>
+            </w:pPr>
+          </w:p>
+        </w:tc>
+        <w:tc>
+          <w:tcPr>
+            <w:tcW w:w="1692" w:type="dxa"/>
+            <w:tcBorders>
+              <w:top w:val="single" w:sz="4" w:space="0" w:color="auto"/>
+              <w:left w:val="single" w:sz="4" w:space="0" w:color="auto"/>
+              <w:bottom w:val="single" w:sz="4" w:space="0" w:color="auto"/>
+              <w:right w:val="single" w:sz="4" w:space="0" w:color="auto"/>
+            </w:tcBorders>
+          </w:tcPr>
+          <w:p>
+            <w:pPr>
+              <w:spacing w:line="300" w:lineRule="auto"/>
+              <w:jc w:val="center"/>
+            </w:pPr>
+          </w:p>
+        </w:tc>
+      </w:tr>
+    </w:tbl>
+    <w:p>
+      <w:pPr>
+        <w:spacing w:after="160" w:line="300" w:lineRule="auto"/>
+        <w:rPr>
+          <w:sz w:val="24"/>
+          <w:szCs w:val="28"/>
+        </w:rPr>
+      </w:pPr>
+    </w:p>
+    <w:p>
+      <w:pPr>
+        <w:spacing w:after="160" w:line="300" w:lineRule="auto"/>
+        <w:rPr>
+          <w:sz w:val="24"/>
+          <w:szCs w:val="28"/>
+        </w:rPr>
+      </w:pPr>
+      <w:r>
+        <w:rPr>
+          <w:sz w:val="24"/>
+          <w:szCs w:val="28"/>
+        </w:rPr>
+        <w:t>“</w:t>
+      </w:r>
+      <w:r>
+        <w:rPr>
+          <w:rFonts w:hint="eastAsia"/>
+          <w:sz w:val="24"/>
+          <w:szCs w:val="28"/>
+        </w:rPr>
+        <w:t>전기자동차 충전시설 구축 및 운영서비스 계약서</w:t>
+      </w:r>
+      <w:r>
+        <w:rPr>
+          <w:sz w:val="24"/>
+          <w:szCs w:val="28"/>
+        </w:rPr>
+        <w:t>”</w:t>
+      </w:r>
+      <w:proofErr w:type="spellStart"/>
+      <w:r>
+        <w:rPr>
+          <w:rFonts w:hint="eastAsia"/>
+          <w:sz w:val="24"/>
+          <w:szCs w:val="28"/>
+        </w:rPr>
+        <w:t>에</w:t>
+      </w:r>
+      <w:proofErr w:type="spellEnd"/>
+      <w:r>
+        <w:rPr>
+          <w:rFonts w:hint="eastAsia"/>
+          <w:sz w:val="24"/>
+          <w:szCs w:val="28"/>
+        </w:rPr>
+        <w:t xml:space="preserve"> 의거하여 전기차 충전기를 아래 일자에 시운전을 완료하였습니다.</w:t>
+      </w:r>
+    </w:p>
+    <w:p>
+      <w:pPr>
+        <w:spacing w:after="160" w:line="300" w:lineRule="auto"/>
+        <w:jc w:val="center"/>
+        <w:rPr>
+          <w:sz w:val="24"/>
+          <w:szCs w:val="28"/>
+        </w:rPr>
+      </w:pPr>
+    </w:p>
+    <w:p>
+      <w:pPr>
+        <w:spacing w:after="160" w:line="300" w:lineRule="auto"/>
+        <w:jc w:val="center"/>
+        <w:rPr>
+          <w:sz w:val="24"/>
+          <w:szCs w:val="28"/>
+        </w:rPr>
+      </w:pPr>
+      <w:r>
+        <w:rPr>
+          <w:rFonts w:hint="eastAsia"/>
+          <w:sz w:val="24"/>
+          <w:szCs w:val="28"/>
+        </w:rPr>
+        <w:t>YYYY년 MM월 DD일</w:t>
+      </w:r>
+    </w:p>
+    <w:p>
+      <w:pPr>
+        <w:spacing w:after="160" w:line="300" w:lineRule="auto"/>
+        <w:ind w:left="4000" w:firstLine="800"/>
+        <w:jc w:val="left"/>
+        <w:rPr>
+          <w:b/>
+          <w:bCs/>
+          <w:sz w:val="24"/>
+          <w:szCs w:val="28"/>
+        </w:rPr>
+      </w:pPr>
+      <w:r>
+        <w:rPr>
+          <w:rFonts w:hint="eastAsia"/>
+          <w:b/>
+          <w:bCs/>
+          <w:sz w:val="24"/>
+          <w:szCs w:val="28"/>
+        </w:rPr>
+        <w:t>부 지 제 공 자</w:t>
+      </w:r>
+    </w:p>
+    <w:p>
+      <w:pPr>
+        <w:spacing w:after="160" w:line="300" w:lineRule="auto"/>
+        <w:ind w:left="4000" w:firstLine="800"/>
+        <w:jc w:val="left"/>
+        <w:rPr>
+          <w:b/>
+          <w:bCs/>
+          <w:sz w:val="24"/>
+          <w:szCs w:val="28"/>
+        </w:rPr>
+      </w:pPr>
+      <w:proofErr w:type="gramStart"/>
+      <w:r>
+        <w:rPr>
+          <w:rFonts w:hint="eastAsia"/>
+          <w:b/>
+          <w:bCs/>
+          <w:sz w:val="24"/>
+          <w:szCs w:val="28"/>
+        </w:rPr>
+        <w:t>주소 :</w:t>
+      </w:r>
+      <w:proofErr w:type="gramEnd"/>
+      <w:r>
+        <w:rPr>
+          <w:rFonts w:hint="eastAsia"/>
+          <w:b/>
+          <w:bCs/>
+          <w:sz w:val="24"/>
+          <w:szCs w:val="28"/>
+        </w:rPr>
+        <w:t xml:space="preserve"> </w:t>
+      </w:r>
+    </w:p>
+    <w:p>
+      <w:pPr>
+        <w:spacing w:after="160" w:line="300" w:lineRule="auto"/>
+        <w:ind w:left="4000" w:firstLine="800"/>
+        <w:jc w:val="left"/>
+        <w:rPr>
+          <w:b/>
+          <w:bCs/>
+          <w:sz w:val="24"/>
+          <w:szCs w:val="28"/>
+        </w:rPr>
+      </w:pPr>
+      <w:proofErr w:type="gramStart"/>
+      <w:r>
+        <w:rPr>
+          <w:rFonts w:hint="eastAsia"/>
+          <w:b/>
+          <w:bCs/>
+          <w:sz w:val="24"/>
+          <w:szCs w:val="28"/>
+        </w:rPr>
+        <w:t>상호 :</w:t>
+      </w:r>
+      <w:proofErr w:type="gramEnd"/>
+      <w:r>
+        <w:rPr>
+          <w:rFonts w:hint="eastAsia"/>
+          <w:b/>
+          <w:bCs/>
+          <w:sz w:val="24"/>
+          <w:szCs w:val="28"/>
+        </w:rPr>
+        <w:t xml:space="preserve"> </w:t>
+      </w:r>
+    </w:p>
+    <w:p>
+      <w:pPr>
+        <w:spacing w:after="160" w:line="300" w:lineRule="auto"/>
+        <w:ind w:left="4000" w:firstLine="800"/>
+        <w:jc w:val="left"/>
+        <w:rPr>
+          <w:b/>
+          <w:bCs/>
+          <w:kern w:val="0"/>
+          <w:sz w:val="24"/>
+          <w:szCs w:val="28"/>
+        </w:rPr>
+      </w:pPr>
+      <w:proofErr w:type="gramStart"/>
+      <w:r>
+        <w:rPr>
+          <w:rFonts w:hint="eastAsia"/>
+          <w:b/>
+          <w:bCs/>
+          <w:kern w:val="0"/>
+          <w:sz w:val="24"/>
+          <w:szCs w:val="28"/>
+        </w:rPr>
+        <w:t>대표자 :</w:t>
+      </w:r>
+      <w:proofErr w:type="gramEnd"/>
+      <w:r>
+        <w:rPr>
+          <w:rFonts w:hint="eastAsia"/>
+          <w:b/>
+          <w:bCs/>
+          <w:kern w:val="0"/>
+          <w:sz w:val="24"/>
+          <w:szCs w:val="28"/>
+        </w:rPr>
+        <w:tab/>
+      </w:r>
+      <w:r>
+        <w:rPr>
+          <w:rFonts w:hint="eastAsia"/>
+          <w:b/>
+          <w:bCs/>
+          <w:kern w:val="0"/>
+          <w:sz w:val="24"/>
+          <w:szCs w:val="28"/>
+        </w:rPr>
+        <w:tab/>
+      </w:r>
+      <w:r>
+        <w:rPr>
+          <w:rFonts w:hint="eastAsia"/>
+          <w:b/>
+          <w:bCs/>
+          <w:kern w:val="0"/>
+          <w:sz w:val="24"/>
+          <w:szCs w:val="28"/>
+        </w:rPr>
+        <w:tab/>
+        <w:t>(인)</w:t>
+      </w:r>
+    </w:p>
+    <w:p>
+      <w:r>
+        <w:br w:type="page"/>
+      </w:r>
+    </w:p>
+    <w:p>
+      <w:pPr>
         <w:jc w:val="center"/>
         <w:rPr>
           <w:kern w:val="0"/>
@@ -10322,63 +11375,63 @@
             <wp:effectExtent l="0" t="0" r="0" b="0"/>
             <wp:wrapNone/>
             <wp:docPr id="1662817847" name="그림 1" descr="현대엔지니어링 - 나무위키">
-              <a:extLst xmlns:a="http://schemas.openxmlformats.org/drawingml/2006/main">
-                <a:ext uri="{FF2B5EF4-FFF2-40B4-BE49-F238E27FC236}">
-                  <a16:creationId xmlns:a16="http://schemas.microsoft.com/office/drawing/2014/main" id="{8E16C632-C20F-C0B6-3F07-36FB4D3BC56C}"/>
-                </a:ext>
-              </a:extLst>
+              <ns5:extLst>
+                <ns5:ext uri="{FF2B5EF4-FFF2-40B4-BE49-F238E27FC236}">
+                  <ns6:creationId id="{8E16C632-C20F-C0B6-3F07-36FB4D3BC56C}"/>
+                </ns5:ext>
+              </ns5:extLst>
             </wp:docPr>
             <wp:cNvGraphicFramePr/>
-            <a:graphic xmlns:a="http://schemas.openxmlformats.org/drawingml/2006/main">
-              <a:graphicData uri="http://schemas.openxmlformats.org/drawingml/2006/picture">
-                <pic:pic xmlns:pic="http://schemas.openxmlformats.org/drawingml/2006/picture">
-                  <pic:nvPicPr>
-                    <pic:cNvPr id="3" name="그림 2" descr="현대엔지니어링 - 나무위키">
-                      <a:extLst>
-                        <a:ext uri="{FF2B5EF4-FFF2-40B4-BE49-F238E27FC236}">
-                          <a16:creationId xmlns:a16="http://schemas.microsoft.com/office/drawing/2014/main" id="{8E16C632-C20F-C0B6-3F07-36FB4D3BC56C}"/>
-                        </a:ext>
-                      </a:extLst>
-                    </pic:cNvPr>
-                    <pic:cNvPicPr>
-                      <a:picLocks noChangeAspect="1" noChangeArrowheads="1"/>
-                    </pic:cNvPicPr>
-                  </pic:nvPicPr>
-                  <pic:blipFill>
-                    <a:blip r:embed="rId8" cstate="print">
-                      <a:extLst>
-                        <a:ext uri="{28A0092B-C50C-407E-A947-70E740481C1C}">
-                          <a14:useLocalDpi xmlns:a14="http://schemas.microsoft.com/office/drawing/2010/main" val="0"/>
-                        </a:ext>
-                      </a:extLst>
-                    </a:blip>
-                    <a:srcRect/>
-                    <a:stretch>
-                      <a:fillRect/>
-                    </a:stretch>
-                  </pic:blipFill>
-                  <pic:spPr bwMode="auto">
-                    <a:xfrm>
-                      <a:off x="0" y="0"/>
-                      <a:ext cx="1917700" cy="292100"/>
-                    </a:xfrm>
-                    <a:prstGeom prst="rect">
-                      <a:avLst/>
-                    </a:prstGeom>
-                    <a:noFill/>
-                    <a:extLst>
-                      <a:ext uri="{909E8E84-426E-40DD-AFC4-6F175D3DCCD1}">
-                        <a14:hiddenFill xmlns:a14="http://schemas.microsoft.com/office/drawing/2010/main">
-                          <a:solidFill>
-                            <a:srgbClr val="FFFFFF"/>
-                          </a:solidFill>
-                        </a14:hiddenFill>
-                      </a:ext>
-                    </a:extLst>
-                  </pic:spPr>
-                </pic:pic>
-              </a:graphicData>
-            </a:graphic>
+            <ns5:graphic>
+              <ns5:graphicData uri="http://schemas.openxmlformats.org/drawingml/2006/picture">
+                <ns7:pic>
+                  <ns7:nvPicPr>
+                    <ns7:cNvPr id="3" name="그림 2" descr="현대엔지니어링 - 나무위키">
+                      <ns5:extLst>
+                        <ns5:ext uri="{FF2B5EF4-FFF2-40B4-BE49-F238E27FC236}">
+                          <ns6:creationId id="{8E16C632-C20F-C0B6-3F07-36FB4D3BC56C}"/>
+                        </ns5:ext>
+                      </ns5:extLst>
+                    </ns7:cNvPr>
+                    <ns7:cNvPicPr>
+                      <ns5:picLocks noChangeAspect="1" noChangeArrowheads="1"/>
+                    </ns7:cNvPicPr>
+                  </ns7:nvPicPr>
+                  <ns7:blipFill>
+                    <ns5:blip r:embed="rId8" cstate="print">
+                      <ns5:extLst>
+                        <ns5:ext uri="{28A0092B-C50C-407E-A947-70E740481C1C}">
+                          <ns9:useLocalDpi val="0"/>
+                        </ns5:ext>
+                      </ns5:extLst>
+                    </ns5:blip>
+                    <ns5:srcRect/>
+                    <ns5:stretch>
+                      <ns5:fillRect/>
+                    </ns5:stretch>
+                  </ns7:blipFill>
+                  <ns7:spPr bwMode="auto">
+                    <ns5:xfrm>
+                      <ns5:off x="0" y="0"/>
+                      <ns5:ext cx="1917700" cy="292100"/>
+                    </ns5:xfrm>
+                    <ns5:prstGeom prst="rect">
+                      <ns5:avLst/>
+                    </ns5:prstGeom>
+                    <ns5:noFill/>
+                    <ns5:extLst>
+                      <ns5:ext uri="{909E8E84-426E-40DD-AFC4-6F175D3DCCD1}">
+                        <ns9:hiddenFill>
+                          <ns5:solidFill>
+                            <ns5:srgbClr val="FFFFFF"/>
+                          </ns5:solidFill>
+                        </ns9:hiddenFill>
+                      </ns5:ext>
+                    </ns5:extLst>
+                  </ns7:spPr>
+                </ns7:pic>
+              </ns5:graphicData>
+            </ns5:graphic>
             <wp14:sizeRelH relativeFrom="page">
               <wp14:pctWidth>0</wp14:pctWidth>
             </wp14:sizeRelH>
@@ -14444,39 +15497,39 @@
                   <wp:wrapNone/>
                   <wp:docPr id="1721038210" name="그림 2"/>
                   <wp:cNvGraphicFramePr>
-                    <a:graphicFrameLocks xmlns:a="http://schemas.openxmlformats.org/drawingml/2006/main" noChangeAspect="1"/>
+                    <ns5:graphicFrameLocks noChangeAspect="1"/>
                   </wp:cNvGraphicFramePr>
-                  <a:graphic xmlns:a="http://schemas.openxmlformats.org/drawingml/2006/main">
-                    <a:graphicData uri="http://schemas.openxmlformats.org/drawingml/2006/picture">
-                      <pic:pic xmlns:pic="http://schemas.openxmlformats.org/drawingml/2006/picture">
-                        <pic:nvPicPr>
-                          <pic:cNvPr id="1721038210" name="그림 1721038210"/>
-                          <pic:cNvPicPr/>
-                        </pic:nvPicPr>
-                        <pic:blipFill>
-                          <a:blip r:embed="rId9" cstate="print">
-                            <a:extLst>
-                              <a:ext uri="{28A0092B-C50C-407E-A947-70E740481C1C}">
-                                <a14:useLocalDpi xmlns:a14="http://schemas.microsoft.com/office/drawing/2010/main" val="0"/>
-                              </a:ext>
-                            </a:extLst>
-                          </a:blip>
-                          <a:stretch>
-                            <a:fillRect/>
-                          </a:stretch>
-                        </pic:blipFill>
-                        <pic:spPr>
-                          <a:xfrm>
-                            <a:off x="0" y="0"/>
-                            <a:ext cx="627233" cy="627233"/>
-                          </a:xfrm>
-                          <a:prstGeom prst="rect">
-                            <a:avLst/>
-                          </a:prstGeom>
-                        </pic:spPr>
-                      </pic:pic>
-                    </a:graphicData>
-                  </a:graphic>
+                  <ns5:graphic>
+                    <ns5:graphicData uri="http://schemas.openxmlformats.org/drawingml/2006/picture">
+                      <ns7:pic>
+                        <ns7:nvPicPr>
+                          <ns7:cNvPr id="1721038210" name="그림 1721038210"/>
+                          <ns7:cNvPicPr/>
+                        </ns7:nvPicPr>
+                        <ns7:blipFill>
+                          <ns5:blip r:embed="rId9" cstate="print">
+                            <ns5:extLst>
+                              <ns5:ext uri="{28A0092B-C50C-407E-A947-70E740481C1C}">
+                                <ns9:useLocalDpi val="0"/>
+                              </ns5:ext>
+                            </ns5:extLst>
+                          </ns5:blip>
+                          <ns5:stretch>
+                            <ns5:fillRect/>
+                          </ns5:stretch>
+                        </ns7:blipFill>
+                        <ns7:spPr>
+                          <ns5:xfrm>
+                            <ns5:off x="0" y="0"/>
+                            <ns5:ext cx="627233" cy="627233"/>
+                          </ns5:xfrm>
+                          <ns5:prstGeom prst="rect">
+                            <ns5:avLst/>
+                          </ns5:prstGeom>
+                        </ns7:spPr>
+                      </ns7:pic>
+                    </ns5:graphicData>
+                  </ns5:graphic>
                   <wp14:sizeRelH relativeFrom="page">
                     <wp14:pctWidth>0</wp14:pctWidth>
                   </wp14:sizeRelH>
@@ -27034,6 +28087,92 @@
       <w:rPr>
         <w:rFonts w:ascii="Wingdings" w:hAnsi="Wingdings" w:hint="default"/>
       </w:rPr>
+    </w:lvl>
+  </w:abstractNum>
+  <w:abstractNum w:abstractNumId="900" w15:restartNumberingAfterBreak="0">
+    <w:nsid w:val="09000900"/>
+    <w:multiLevelType w:val="hybridMultilevel"/>
+    <w:tmpl w:val="09000900"/>
+    <w:lvl w:ilvl="0" w:tplc="F4A28ACA">
+      <w:start w:val="1"/>
+      <w:numFmt w:val="decimal"/>
+      <w:lvlText w:val="%1."/>
+      <w:lvlJc w:val="left"/>
+      <w:pPr>
+        <w:ind w:left="800" w:hanging="360"/>
+      </w:pPr>
+    </w:lvl>
+    <w:lvl w:ilvl="1" w:tplc="04090019">
+      <w:start w:val="1"/>
+      <w:numFmt w:val="upperLetter"/>
+      <w:lvlText w:val="%2."/>
+      <w:lvlJc w:val="left"/>
+      <w:pPr>
+        <w:ind w:left="1320" w:hanging="440"/>
+      </w:pPr>
+    </w:lvl>
+    <w:lvl w:ilvl="2" w:tplc="0409001B">
+      <w:start w:val="1"/>
+      <w:numFmt w:val="lowerRoman"/>
+      <w:lvlText w:val="%3."/>
+      <w:lvlJc w:val="right"/>
+      <w:pPr>
+        <w:ind w:left="1760" w:hanging="440"/>
+      </w:pPr>
+    </w:lvl>
+    <w:lvl w:ilvl="3" w:tplc="0409000F">
+      <w:start w:val="1"/>
+      <w:numFmt w:val="decimal"/>
+      <w:lvlText w:val="%4."/>
+      <w:lvlJc w:val="left"/>
+      <w:pPr>
+        <w:ind w:left="2200" w:hanging="440"/>
+      </w:pPr>
+    </w:lvl>
+    <w:lvl w:ilvl="4" w:tplc="04090019">
+      <w:start w:val="1"/>
+      <w:numFmt w:val="upperLetter"/>
+      <w:lvlText w:val="%5."/>
+      <w:lvlJc w:val="left"/>
+      <w:pPr>
+        <w:ind w:left="2640" w:hanging="440"/>
+      </w:pPr>
+    </w:lvl>
+    <w:lvl w:ilvl="5" w:tplc="0409001B">
+      <w:start w:val="1"/>
+      <w:numFmt w:val="lowerRoman"/>
+      <w:lvlText w:val="%6."/>
+      <w:lvlJc w:val="right"/>
+      <w:pPr>
+        <w:ind w:left="3080" w:hanging="440"/>
+      </w:pPr>
+    </w:lvl>
+    <w:lvl w:ilvl="6" w:tplc="0409000F">
+      <w:start w:val="1"/>
+      <w:numFmt w:val="decimal"/>
+      <w:lvlText w:val="%7."/>
+      <w:lvlJc w:val="left"/>
+      <w:pPr>
+        <w:ind w:left="3520" w:hanging="440"/>
+      </w:pPr>
+    </w:lvl>
+    <w:lvl w:ilvl="7" w:tplc="04090019">
+      <w:start w:val="1"/>
+      <w:numFmt w:val="upperLetter"/>
+      <w:lvlText w:val="%8."/>
+      <w:lvlJc w:val="left"/>
+      <w:pPr>
+        <w:ind w:left="3960" w:hanging="440"/>
+      </w:pPr>
+    </w:lvl>
+    <w:lvl w:ilvl="8" w:tplc="0409001B">
+      <w:start w:val="1"/>
+      <w:numFmt w:val="lowerRoman"/>
+      <w:lvlText w:val="%9."/>
+      <w:lvlJc w:val="right"/>
+      <w:pPr>
+        <w:ind w:left="4400" w:hanging="440"/>
+      </w:pPr>
     </w:lvl>
   </w:abstractNum>
   <w:num w:numId="1" w16cid:durableId="1341928804">
@@ -27329,6 +28468,9 @@
   </w:num>
   <w:num w:numId="17" w16cid:durableId="864752538">
     <w:abstractNumId w:val="1"/>
+  </w:num>
+  <w:num w:numId="900">
+    <w:abstractNumId w:val="900"/>
   </w:num>
 </w:numbering>
 </file>
